--- a/워드/A3_학생용_워크북.docx
+++ b/워드/A3_학생용_워크북.docx
@@ -775,7 +775,7 @@
                 <w:rFonts w:ascii="맑은 고딕" w:hAnsi="맑은 고딕" w:eastAsia="맑은 고딕"/>
                 <w:sz w:val="21"/>
               </w:rPr>
-              <w:t>① 특정 선생님이나 학생을 지목하는 표현은 쓰지 않습니다. 사람이 아니라 상황을 문제 삼습니다.</w:t>
+              <w:t>① 실제 이름 · 학번 · 연락처는 AI 입력창에 넣지 않습니다. 제출할 때 내가 직접 씁니다.</w:t>
             </w:r>
           </w:p>
           <w:p>
@@ -787,7 +787,7 @@
                 <w:rFonts w:ascii="맑은 고딕" w:hAnsi="맑은 고딕" w:eastAsia="맑은 고딕"/>
                 <w:sz w:val="21"/>
               </w:rPr>
-              <w:t>② 숫자 · 설문 결과는 AI에게 만들게 하지 않습니다. S10에서 내가 직접 조사해 채웁니다.</w:t>
+              <w:t>② 특정 선생님이나 학생을 지목하는 표현은 쓰지 않습니다. 사람이 아니라 상황을 문제 삼습니다.</w:t>
             </w:r>
           </w:p>
           <w:p>
@@ -799,7 +799,7 @@
                 <w:rFonts w:ascii="맑은 고딕" w:hAnsi="맑은 고딕" w:eastAsia="맑은 고딕"/>
                 <w:sz w:val="21"/>
               </w:rPr>
-              <w:t>③ 사진을 근거로 쓸 때는 얼굴이 나오지 않게 찍습니다.</w:t>
+              <w:t>③ 숫자 · 설문 결과는 AI에게 만들게 하지 않습니다. S10에서 내가 직접 조사해 채웁니다.</w:t>
             </w:r>
           </w:p>
           <w:p>
@@ -811,7 +811,19 @@
                 <w:rFonts w:ascii="맑은 고딕" w:hAnsi="맑은 고딕" w:eastAsia="맑은 고딕"/>
                 <w:sz w:val="21"/>
               </w:rPr>
-              <w:t>④ 어떤 AI를 어떻게 썼는지 S13 사용 기록표에 남깁니다.</w:t>
+              <w:t>④ 사진을 근거로 쓸 때는 얼굴이 나오지 않게 찍습니다.</w:t>
+            </w:r>
+          </w:p>
+          <w:p>
+            <w:pPr>
+              <w:spacing w:after="20" w:line="312" w:lineRule="auto"/>
+            </w:pPr>
+            <w:r>
+              <w:rPr>
+                <w:rFonts w:ascii="맑은 고딕" w:hAnsi="맑은 고딕" w:eastAsia="맑은 고딕"/>
+                <w:sz w:val="21"/>
+              </w:rPr>
+              <w:t>⑤ 어떤 AI를 어떻게 썼는지 S13 사용 기록표에 남깁니다.</w:t>
             </w:r>
           </w:p>
         </w:tc>
@@ -1665,7 +1677,7 @@
                 <w:rFonts w:ascii="맑은 고딕" w:hAnsi="맑은 고딕" w:eastAsia="맑은 고딕"/>
                 <w:sz w:val="20"/>
               </w:rPr>
-              <w:t>- 불편한 점: {{problem}}</w:t>
+              <w:t>- 불편한 점: [무엇이 불편한가 (한 줄)]</w:t>
             </w:r>
           </w:p>
           <w:p>
@@ -1677,7 +1689,7 @@
                 <w:rFonts w:ascii="맑은 고딕" w:hAnsi="맑은 고딕" w:eastAsia="맑은 고딕"/>
                 <w:sz w:val="20"/>
               </w:rPr>
-              <w:t>- 언제·어디서: {{where}}</w:t>
+              <w:t>- 언제·어디서: [어디서 · 언제 생기나]</w:t>
             </w:r>
           </w:p>
           <w:p>
@@ -1689,7 +1701,7 @@
                 <w:rFonts w:ascii="맑은 고딕" w:hAnsi="맑은 고딕" w:eastAsia="맑은 고딕"/>
                 <w:sz w:val="20"/>
               </w:rPr>
-              <w:t>- 누가 겪나: {{who}}</w:t>
+              <w:t>- 누가 겪나: [누가 얼마나 겪나]</w:t>
             </w:r>
           </w:p>
           <w:p>
@@ -1701,7 +1713,7 @@
                 <w:rFonts w:ascii="맑은 고딕" w:hAnsi="맑은 고딕" w:eastAsia="맑은 고딕"/>
                 <w:sz w:val="20"/>
               </w:rPr>
-              <w:t>- 내가 가진 근거: {{evidence}}</w:t>
+              <w:t>- 내가 가진 근거: [내가 가진 근거]</w:t>
             </w:r>
           </w:p>
           <w:p>
@@ -1713,7 +1725,7 @@
                 <w:rFonts w:ascii="맑은 고딕" w:hAnsi="맑은 고딕" w:eastAsia="맑은 고딕"/>
                 <w:sz w:val="20"/>
               </w:rPr>
-              <w:t>- 바라는 것: {{want}}</w:t>
+              <w:t>- 바라는 것: [바라는 것 (한 줄)]</w:t>
             </w:r>
           </w:p>
           <w:p>
@@ -1725,7 +1737,7 @@
                 <w:rFonts w:ascii="맑은 고딕" w:hAnsi="맑은 고딕" w:eastAsia="맑은 고딕"/>
                 <w:sz w:val="20"/>
               </w:rPr>
-              <w:t>- 예상되는 부담: {{cost}}</w:t>
+              <w:t>- 예상되는 부담: [예상되는 부담]</w:t>
             </w:r>
           </w:p>
           <w:p>
@@ -1737,7 +1749,7 @@
                 <w:rFonts w:ascii="맑은 고딕" w:hAnsi="맑은 고딕" w:eastAsia="맑은 고딕"/>
                 <w:sz w:val="20"/>
               </w:rPr>
-              <w:t>- 받는 곳: {{to}}</w:t>
+              <w:t>- 받는 곳: [받는 곳]</w:t>
             </w:r>
           </w:p>
           <w:p>
@@ -1749,7 +1761,7 @@
                 <w:rFonts w:ascii="맑은 고딕" w:hAnsi="맑은 고딕" w:eastAsia="맑은 고딕"/>
                 <w:sz w:val="20"/>
               </w:rPr>
-              <w:t>- 분량: {{form}}</w:t>
+              <w:t>- 분량: [분량과 형식]</w:t>
             </w:r>
           </w:p>
           <w:p>
@@ -3264,7 +3276,7 @@
                 <w:rFonts w:ascii="맑은 고딕" w:hAnsi="맑은 고딕" w:eastAsia="맑은 고딕"/>
                 <w:sz w:val="20"/>
               </w:rPr>
-              <w:t>- 받는 곳은 {{to}}, 분량은 {{form}}이야.</w:t>
+              <w:t>- 받는 곳은 [받는 곳], 분량은 [분량과 형식]이야.</w:t>
             </w:r>
           </w:p>
           <w:p>
@@ -4238,7 +4250,7 @@
                 <w:rFonts w:ascii="맑은 고딕" w:hAnsi="맑은 고딕" w:eastAsia="맑은 고딕"/>
                 <w:sz w:val="20"/>
               </w:rPr>
-              <w:t>- 분량: {{form}} / 받는 곳: {{to}} / 정중한 존댓말</w:t>
+              <w:t>- 분량: [분량과 형식] / 받는 곳: [받는 곳] / 정중한 존댓말</w:t>
             </w:r>
           </w:p>
           <w:p>
@@ -4984,7 +4996,7 @@
                 <w:rFonts w:ascii="맑은 고딕" w:hAnsi="맑은 고딕" w:eastAsia="맑은 고딕"/>
                 <w:sz w:val="20"/>
               </w:rPr>
-              <w:t>{{form}} 안에 들어오게 줄여 주세요. ‘근거’와 ‘예상되는 부담과 대안’은 줄이지 마세요.</w:t>
+              <w:t>[분량과 형식] 안에 들어오게 줄여 주세요. ‘근거’와 ‘예상되는 부담과 대안’은 줄이지 마세요.</w:t>
             </w:r>
           </w:p>
         </w:tc>
@@ -6442,7 +6454,7 @@
                 <w:rFonts w:ascii="맑은 고딕" w:hAnsi="맑은 고딕" w:eastAsia="맑은 고딕"/>
                 <w:sz w:val="20"/>
               </w:rPr>
-              <w:t>너는 이 건의를 검토하는 {{to}}이야. 이 건의를 받아들이기 어렵다면 그 이유 3가지를 말해 줘. 예산·안전·형평성 관점에서. 칭찬은 하지 마.</w:t>
+              <w:t>너는 이 건의를 검토하는 [받는 곳]이야. 이 건의를 받아들이기 어렵다면 그 이유 3가지를 말해 줘. 예산·안전·형평성 관점에서. 칭찬은 하지 마.</w:t>
             </w:r>
           </w:p>
         </w:tc>

--- a/워드/A3_학생용_워크북.docx
+++ b/워드/A3_학생용_워크북.docx
@@ -7167,7 +7167,7 @@
           <w:color w:val="5B6675"/>
           <w:sz w:val="19"/>
         </w:rPr>
-        <w:t>AI를 썼다는 사실은 숨기는 게 아니라 밝히는 것입니다. 1단계에서 정한 약속이고, 평가의 근거가 됩니다.</w:t>
+        <w:t>AI를 썼다는 사실은 숨기는 게 아니라 밝히는 것입니다. 이 수업의 약속이고, 평가의 근거가 됩니다.</w:t>
       </w:r>
     </w:p>
     <w:p>

--- a/워드/A3_학생용_워크북.docx
+++ b/워드/A3_학생용_워크북.docx
@@ -2514,6 +2514,81 @@
         <w:t>▷ 기록 — AI가 던진 질문 5개를 그대로 붙여넣으세요</w:t>
       </w:r>
     </w:p>
+    <w:p>
+      <w:pPr>
+        <w:spacing w:before="0" w:after="0"/>
+        <w:ind w:left="170"/>
+      </w:pPr>
+      <w:r>
+        <w:rPr>
+          <w:rFonts w:ascii="맑은 고딕" w:hAnsi="맑은 고딕" w:eastAsia="맑은 고딕"/>
+          <w:b w:val="0"/>
+          <w:color w:val="9AA4B2"/>
+          <w:sz w:val="18"/>
+        </w:rPr>
+        <w:t>1.</w:t>
+      </w:r>
+    </w:p>
+    <w:p>
+      <w:pPr>
+        <w:spacing w:before="0" w:after="0"/>
+        <w:ind w:left="170"/>
+      </w:pPr>
+      <w:r>
+        <w:rPr>
+          <w:rFonts w:ascii="맑은 고딕" w:hAnsi="맑은 고딕" w:eastAsia="맑은 고딕"/>
+          <w:b w:val="0"/>
+          <w:color w:val="9AA4B2"/>
+          <w:sz w:val="18"/>
+        </w:rPr>
+        <w:t>2.</w:t>
+      </w:r>
+    </w:p>
+    <w:p>
+      <w:pPr>
+        <w:spacing w:before="0" w:after="0"/>
+        <w:ind w:left="170"/>
+      </w:pPr>
+      <w:r>
+        <w:rPr>
+          <w:rFonts w:ascii="맑은 고딕" w:hAnsi="맑은 고딕" w:eastAsia="맑은 고딕"/>
+          <w:b w:val="0"/>
+          <w:color w:val="9AA4B2"/>
+          <w:sz w:val="18"/>
+        </w:rPr>
+        <w:t>3.</w:t>
+      </w:r>
+    </w:p>
+    <w:p>
+      <w:pPr>
+        <w:spacing w:before="0" w:after="0"/>
+        <w:ind w:left="170"/>
+      </w:pPr>
+      <w:r>
+        <w:rPr>
+          <w:rFonts w:ascii="맑은 고딕" w:hAnsi="맑은 고딕" w:eastAsia="맑은 고딕"/>
+          <w:b w:val="0"/>
+          <w:color w:val="9AA4B2"/>
+          <w:sz w:val="18"/>
+        </w:rPr>
+        <w:t>4.</w:t>
+      </w:r>
+    </w:p>
+    <w:p>
+      <w:pPr>
+        <w:spacing w:before="0" w:after="0"/>
+        <w:ind w:left="170"/>
+      </w:pPr>
+      <w:r>
+        <w:rPr>
+          <w:rFonts w:ascii="맑은 고딕" w:hAnsi="맑은 고딕" w:eastAsia="맑은 고딕"/>
+          <w:b w:val="0"/>
+          <w:color w:val="9AA4B2"/>
+          <w:sz w:val="18"/>
+        </w:rPr>
+        <w:t>5.</w:t>
+      </w:r>
+    </w:p>
     <w:tbl>
       <w:tblPr>
         <w:tblW w:type="auto" w:w="0"/>
@@ -2525,7 +2600,7 @@
       </w:tblGrid>
       <w:tr>
         <w:trPr>
-          <w:trHeight w:hRule="atLeast" w:val="2041"/>
+          <w:trHeight w:hRule="atLeast" w:val="1049"/>
         </w:trPr>
         <w:tc>
           <w:tcPr>
@@ -3054,6 +3129,81 @@
         <w:t>▷ 기록 — 내가 답한 내용과, AI가 알려 준 조사 방법을 붙여넣으세요</w:t>
       </w:r>
     </w:p>
+    <w:p>
+      <w:pPr>
+        <w:spacing w:before="0" w:after="0"/>
+        <w:ind w:left="170"/>
+      </w:pPr>
+      <w:r>
+        <w:rPr>
+          <w:rFonts w:ascii="맑은 고딕" w:hAnsi="맑은 고딕" w:eastAsia="맑은 고딕"/>
+          <w:b w:val="0"/>
+          <w:color w:val="9AA4B2"/>
+          <w:sz w:val="18"/>
+        </w:rPr>
+        <w:t>1) …</w:t>
+      </w:r>
+    </w:p>
+    <w:p>
+      <w:pPr>
+        <w:spacing w:before="0" w:after="0"/>
+        <w:ind w:left="170"/>
+      </w:pPr>
+      <w:r>
+        <w:rPr>
+          <w:rFonts w:ascii="맑은 고딕" w:hAnsi="맑은 고딕" w:eastAsia="맑은 고딕"/>
+          <w:b w:val="0"/>
+          <w:color w:val="9AA4B2"/>
+          <w:sz w:val="18"/>
+        </w:rPr>
+        <w:t>2) …</w:t>
+      </w:r>
+    </w:p>
+    <w:p>
+      <w:pPr>
+        <w:spacing w:before="0" w:after="0"/>
+        <w:ind w:left="170"/>
+      </w:pPr>
+      <w:r>
+        <w:rPr>
+          <w:rFonts w:ascii="맑은 고딕" w:hAnsi="맑은 고딕" w:eastAsia="맑은 고딕"/>
+          <w:b w:val="0"/>
+          <w:color w:val="9AA4B2"/>
+          <w:sz w:val="18"/>
+        </w:rPr>
+        <w:t xml:space="preserve"> </w:t>
+      </w:r>
+    </w:p>
+    <w:p>
+      <w:pPr>
+        <w:spacing w:before="0" w:after="0"/>
+        <w:ind w:left="170"/>
+      </w:pPr>
+      <w:r>
+        <w:rPr>
+          <w:rFonts w:ascii="맑은 고딕" w:hAnsi="맑은 고딕" w:eastAsia="맑은 고딕"/>
+          <w:b w:val="0"/>
+          <w:color w:val="9AA4B2"/>
+          <w:sz w:val="18"/>
+        </w:rPr>
+        <w:t>[조사 방법]</w:t>
+      </w:r>
+    </w:p>
+    <w:p>
+      <w:pPr>
+        <w:spacing w:before="0" w:after="0"/>
+        <w:ind w:left="170"/>
+      </w:pPr>
+      <w:r>
+        <w:rPr>
+          <w:rFonts w:ascii="맑은 고딕" w:hAnsi="맑은 고딕" w:eastAsia="맑은 고딕"/>
+          <w:b w:val="0"/>
+          <w:color w:val="9AA4B2"/>
+          <w:sz w:val="18"/>
+        </w:rPr>
+        <w:t>…</w:t>
+      </w:r>
+    </w:p>
     <w:tbl>
       <w:tblPr>
         <w:tblW w:type="auto" w:w="0"/>
@@ -3065,7 +3215,7 @@
       </w:tblGrid>
       <w:tr>
         <w:trPr>
-          <w:trHeight w:hRule="atLeast" w:val="2041"/>
+          <w:trHeight w:hRule="atLeast" w:val="1049"/>
         </w:trPr>
         <w:tc>
           <w:tcPr>
@@ -4784,6 +4934,66 @@
         <w:t>▷ 기록 — 1차 초안을 붙여넣으세요 ([조사 필요] 표시가 남아 있는 상태로)</w:t>
       </w:r>
     </w:p>
+    <w:p>
+      <w:pPr>
+        <w:spacing w:before="0" w:after="0"/>
+        <w:ind w:left="170"/>
+      </w:pPr>
+      <w:r>
+        <w:rPr>
+          <w:rFonts w:ascii="맑은 고딕" w:hAnsi="맑은 고딕" w:eastAsia="맑은 고딕"/>
+          <w:b w:val="0"/>
+          <w:color w:val="9AA4B2"/>
+          <w:sz w:val="18"/>
+        </w:rPr>
+        <w:t>제목:</w:t>
+      </w:r>
+    </w:p>
+    <w:p>
+      <w:pPr>
+        <w:spacing w:before="0" w:after="0"/>
+        <w:ind w:left="170"/>
+      </w:pPr>
+      <w:r>
+        <w:rPr>
+          <w:rFonts w:ascii="맑은 고딕" w:hAnsi="맑은 고딕" w:eastAsia="맑은 고딕"/>
+          <w:b w:val="0"/>
+          <w:color w:val="9AA4B2"/>
+          <w:sz w:val="18"/>
+        </w:rPr>
+        <w:t xml:space="preserve"> </w:t>
+      </w:r>
+    </w:p>
+    <w:p>
+      <w:pPr>
+        <w:spacing w:before="0" w:after="0"/>
+        <w:ind w:left="170"/>
+      </w:pPr>
+      <w:r>
+        <w:rPr>
+          <w:rFonts w:ascii="맑은 고딕" w:hAnsi="맑은 고딕" w:eastAsia="맑은 고딕"/>
+          <w:b w:val="0"/>
+          <w:color w:val="9AA4B2"/>
+          <w:sz w:val="18"/>
+        </w:rPr>
+        <w:t>1. 현재 상황</w:t>
+      </w:r>
+    </w:p>
+    <w:p>
+      <w:pPr>
+        <w:spacing w:before="0" w:after="0"/>
+        <w:ind w:left="170"/>
+      </w:pPr>
+      <w:r>
+        <w:rPr>
+          <w:rFonts w:ascii="맑은 고딕" w:hAnsi="맑은 고딕" w:eastAsia="맑은 고딕"/>
+          <w:b w:val="0"/>
+          <w:color w:val="9AA4B2"/>
+          <w:sz w:val="18"/>
+        </w:rPr>
+        <w:t>…</w:t>
+      </w:r>
+    </w:p>
     <w:tbl>
       <w:tblPr>
         <w:tblW w:type="auto" w:w="0"/>
@@ -4795,7 +5005,7 @@
       </w:tblGrid>
       <w:tr>
         <w:trPr>
-          <w:trHeight w:hRule="atLeast" w:val="4252"/>
+          <w:trHeight w:hRule="atLeast" w:val="3458"/>
         </w:trPr>
         <w:tc>
           <w:tcPr>
@@ -5279,6 +5489,51 @@
         <w:t>▷ 기록 — 세 번의 요청과, 각각 무엇이 달라졌는지 적으세요</w:t>
       </w:r>
     </w:p>
+    <w:p>
+      <w:pPr>
+        <w:spacing w:before="0" w:after="0"/>
+        <w:ind w:left="170"/>
+      </w:pPr>
+      <w:r>
+        <w:rPr>
+          <w:rFonts w:ascii="맑은 고딕" w:hAnsi="맑은 고딕" w:eastAsia="맑은 고딕"/>
+          <w:b w:val="0"/>
+          <w:color w:val="9AA4B2"/>
+          <w:sz w:val="18"/>
+        </w:rPr>
+        <w:t xml:space="preserve">① 분량 → </w:t>
+      </w:r>
+    </w:p>
+    <w:p>
+      <w:pPr>
+        <w:spacing w:before="0" w:after="0"/>
+        <w:ind w:left="170"/>
+      </w:pPr>
+      <w:r>
+        <w:rPr>
+          <w:rFonts w:ascii="맑은 고딕" w:hAnsi="맑은 고딕" w:eastAsia="맑은 고딕"/>
+          <w:b w:val="0"/>
+          <w:color w:val="9AA4B2"/>
+          <w:sz w:val="18"/>
+        </w:rPr>
+        <w:t xml:space="preserve">② 말투 → </w:t>
+      </w:r>
+    </w:p>
+    <w:p>
+      <w:pPr>
+        <w:spacing w:before="0" w:after="0"/>
+        <w:ind w:left="170"/>
+      </w:pPr>
+      <w:r>
+        <w:rPr>
+          <w:rFonts w:ascii="맑은 고딕" w:hAnsi="맑은 고딕" w:eastAsia="맑은 고딕"/>
+          <w:b w:val="0"/>
+          <w:color w:val="9AA4B2"/>
+          <w:sz w:val="18"/>
+        </w:rPr>
+        <w:t xml:space="preserve">③ 기대 효과 → </w:t>
+      </w:r>
+    </w:p>
     <w:tbl>
       <w:tblPr>
         <w:tblW w:type="auto" w:w="0"/>
@@ -5290,7 +5545,7 @@
       </w:tblGrid>
       <w:tr>
         <w:trPr>
-          <w:trHeight w:hRule="atLeast" w:val="2041"/>
+          <w:trHeight w:hRule="atLeast" w:val="1446"/>
         </w:trPr>
         <w:tc>
           <w:tcPr>
@@ -5699,6 +5954,111 @@
         <w:t>▷ 기록 — 고쳐 받은 ‘제안 3안’과 ‘부담과 대안’ 표를 붙여넣으세요</w:t>
       </w:r>
     </w:p>
+    <w:p>
+      <w:pPr>
+        <w:spacing w:before="0" w:after="0"/>
+        <w:ind w:left="170"/>
+      </w:pPr>
+      <w:r>
+        <w:rPr>
+          <w:rFonts w:ascii="맑은 고딕" w:hAnsi="맑은 고딕" w:eastAsia="맑은 고딕"/>
+          <w:b w:val="0"/>
+          <w:color w:val="9AA4B2"/>
+          <w:sz w:val="18"/>
+        </w:rPr>
+        <w:t>[제안]</w:t>
+      </w:r>
+    </w:p>
+    <w:p>
+      <w:pPr>
+        <w:spacing w:before="0" w:after="0"/>
+        <w:ind w:left="170"/>
+      </w:pPr>
+      <w:r>
+        <w:rPr>
+          <w:rFonts w:ascii="맑은 고딕" w:hAnsi="맑은 고딕" w:eastAsia="맑은 고딕"/>
+          <w:b w:val="0"/>
+          <w:color w:val="9AA4B2"/>
+          <w:sz w:val="18"/>
+        </w:rPr>
+        <w:t>① 당장:</w:t>
+      </w:r>
+    </w:p>
+    <w:p>
+      <w:pPr>
+        <w:spacing w:before="0" w:after="0"/>
+        <w:ind w:left="170"/>
+      </w:pPr>
+      <w:r>
+        <w:rPr>
+          <w:rFonts w:ascii="맑은 고딕" w:hAnsi="맑은 고딕" w:eastAsia="맑은 고딕"/>
+          <w:b w:val="0"/>
+          <w:color w:val="9AA4B2"/>
+          <w:sz w:val="18"/>
+        </w:rPr>
+        <w:t>② 준비 필요:</w:t>
+      </w:r>
+    </w:p>
+    <w:p>
+      <w:pPr>
+        <w:spacing w:before="0" w:after="0"/>
+        <w:ind w:left="170"/>
+      </w:pPr>
+      <w:r>
+        <w:rPr>
+          <w:rFonts w:ascii="맑은 고딕" w:hAnsi="맑은 고딕" w:eastAsia="맑은 고딕"/>
+          <w:b w:val="0"/>
+          <w:color w:val="9AA4B2"/>
+          <w:sz w:val="18"/>
+        </w:rPr>
+        <w:t>③ 장기:</w:t>
+      </w:r>
+    </w:p>
+    <w:p>
+      <w:pPr>
+        <w:spacing w:before="0" w:after="0"/>
+        <w:ind w:left="170"/>
+      </w:pPr>
+      <w:r>
+        <w:rPr>
+          <w:rFonts w:ascii="맑은 고딕" w:hAnsi="맑은 고딕" w:eastAsia="맑은 고딕"/>
+          <w:b w:val="0"/>
+          <w:color w:val="9AA4B2"/>
+          <w:sz w:val="18"/>
+        </w:rPr>
+        <w:t xml:space="preserve"> </w:t>
+      </w:r>
+    </w:p>
+    <w:p>
+      <w:pPr>
+        <w:spacing w:before="0" w:after="0"/>
+        <w:ind w:left="170"/>
+      </w:pPr>
+      <w:r>
+        <w:rPr>
+          <w:rFonts w:ascii="맑은 고딕" w:hAnsi="맑은 고딕" w:eastAsia="맑은 고딕"/>
+          <w:b w:val="0"/>
+          <w:color w:val="9AA4B2"/>
+          <w:sz w:val="18"/>
+        </w:rPr>
+        <w:t>[부담과 대안]</w:t>
+      </w:r>
+    </w:p>
+    <w:p>
+      <w:pPr>
+        <w:spacing w:before="0" w:after="0"/>
+        <w:ind w:left="170"/>
+      </w:pPr>
+      <w:r>
+        <w:rPr>
+          <w:rFonts w:ascii="맑은 고딕" w:hAnsi="맑은 고딕" w:eastAsia="맑은 고딕"/>
+          <w:b w:val="0"/>
+          <w:color w:val="9AA4B2"/>
+          <w:sz w:val="18"/>
+        </w:rPr>
+        <w:t>…</w:t>
+      </w:r>
+    </w:p>
     <w:tbl>
       <w:tblPr>
         <w:tblW w:type="auto" w:w="0"/>
@@ -5710,7 +6070,7 @@
       </w:tblGrid>
       <w:tr>
         <w:trPr>
-          <w:trHeight w:hRule="atLeast" w:val="2041"/>
+          <w:trHeight w:hRule="atLeast" w:val="680"/>
         </w:trPr>
         <w:tc>
           <w:tcPr>
@@ -6228,6 +6588,111 @@
         <w:t>▷ 기록 — 내가 실제로 조사한 내용과 결과를 적으세요 (1건 이상 반드시)</w:t>
       </w:r>
     </w:p>
+    <w:p>
+      <w:pPr>
+        <w:spacing w:before="0" w:after="0"/>
+        <w:ind w:left="170"/>
+      </w:pPr>
+      <w:r>
+        <w:rPr>
+          <w:rFonts w:ascii="맑은 고딕" w:hAnsi="맑은 고딕" w:eastAsia="맑은 고딕"/>
+          <w:b w:val="0"/>
+          <w:color w:val="9AA4B2"/>
+          <w:sz w:val="18"/>
+        </w:rPr>
+        <w:t>조사 1) 무엇을: 급식 대기 시간</w:t>
+      </w:r>
+    </w:p>
+    <w:p>
+      <w:pPr>
+        <w:spacing w:before="0" w:after="0"/>
+        <w:ind w:left="170"/>
+      </w:pPr>
+      <w:r>
+        <w:rPr>
+          <w:rFonts w:ascii="맑은 고딕" w:hAnsi="맑은 고딕" w:eastAsia="맑은 고딕"/>
+          <w:b w:val="0"/>
+          <w:color w:val="9AA4B2"/>
+          <w:sz w:val="18"/>
+        </w:rPr>
+        <w:t xml:space="preserve">   방법: 3일간 스톱워치로 측정</w:t>
+      </w:r>
+    </w:p>
+    <w:p>
+      <w:pPr>
+        <w:spacing w:before="0" w:after="0"/>
+        <w:ind w:left="170"/>
+      </w:pPr>
+      <w:r>
+        <w:rPr>
+          <w:rFonts w:ascii="맑은 고딕" w:hAnsi="맑은 고딕" w:eastAsia="맑은 고딕"/>
+          <w:b w:val="0"/>
+          <w:color w:val="9AA4B2"/>
+          <w:sz w:val="18"/>
+        </w:rPr>
+        <w:t xml:space="preserve">   결과: 평균 17분</w:t>
+      </w:r>
+    </w:p>
+    <w:p>
+      <w:pPr>
+        <w:spacing w:before="0" w:after="0"/>
+        <w:ind w:left="170"/>
+      </w:pPr>
+      <w:r>
+        <w:rPr>
+          <w:rFonts w:ascii="맑은 고딕" w:hAnsi="맑은 고딕" w:eastAsia="맑은 고딕"/>
+          <w:b w:val="0"/>
+          <w:color w:val="9AA4B2"/>
+          <w:sz w:val="18"/>
+        </w:rPr>
+        <w:t xml:space="preserve"> </w:t>
+      </w:r>
+    </w:p>
+    <w:p>
+      <w:pPr>
+        <w:spacing w:before="0" w:after="0"/>
+        <w:ind w:left="170"/>
+      </w:pPr>
+      <w:r>
+        <w:rPr>
+          <w:rFonts w:ascii="맑은 고딕" w:hAnsi="맑은 고딕" w:eastAsia="맑은 고딕"/>
+          <w:b w:val="0"/>
+          <w:color w:val="9AA4B2"/>
+          <w:sz w:val="18"/>
+        </w:rPr>
+        <w:t>조사 2) 무엇을:</w:t>
+      </w:r>
+    </w:p>
+    <w:p>
+      <w:pPr>
+        <w:spacing w:before="0" w:after="0"/>
+        <w:ind w:left="170"/>
+      </w:pPr>
+      <w:r>
+        <w:rPr>
+          <w:rFonts w:ascii="맑은 고딕" w:hAnsi="맑은 고딕" w:eastAsia="맑은 고딕"/>
+          <w:b w:val="0"/>
+          <w:color w:val="9AA4B2"/>
+          <w:sz w:val="18"/>
+        </w:rPr>
+        <w:t xml:space="preserve">   방법:</w:t>
+      </w:r>
+    </w:p>
+    <w:p>
+      <w:pPr>
+        <w:spacing w:before="0" w:after="0"/>
+        <w:ind w:left="170"/>
+      </w:pPr>
+      <w:r>
+        <w:rPr>
+          <w:rFonts w:ascii="맑은 고딕" w:hAnsi="맑은 고딕" w:eastAsia="맑은 고딕"/>
+          <w:b w:val="0"/>
+          <w:color w:val="9AA4B2"/>
+          <w:sz w:val="18"/>
+        </w:rPr>
+        <w:t xml:space="preserve">   결과:</w:t>
+      </w:r>
+    </w:p>
     <w:tbl>
       <w:tblPr>
         <w:tblW w:type="auto" w:w="0"/>
@@ -6239,7 +6704,7 @@
       </w:tblGrid>
       <w:tr>
         <w:trPr>
-          <w:trHeight w:hRule="atLeast" w:val="4252"/>
+          <w:trHeight w:hRule="atLeast" w:val="2863"/>
         </w:trPr>
         <w:tc>
           <w:tcPr>
@@ -6737,6 +7202,81 @@
         <w:t>▷ 기록 — 반대 이유 3가지와, 건의문에 미리 반영한 내용을 적으세요</w:t>
       </w:r>
     </w:p>
+    <w:p>
+      <w:pPr>
+        <w:spacing w:before="0" w:after="0"/>
+        <w:ind w:left="170"/>
+      </w:pPr>
+      <w:r>
+        <w:rPr>
+          <w:rFonts w:ascii="맑은 고딕" w:hAnsi="맑은 고딕" w:eastAsia="맑은 고딕"/>
+          <w:b w:val="0"/>
+          <w:color w:val="9AA4B2"/>
+          <w:sz w:val="18"/>
+        </w:rPr>
+        <w:t>반대 1)</w:t>
+      </w:r>
+    </w:p>
+    <w:p>
+      <w:pPr>
+        <w:spacing w:before="0" w:after="0"/>
+        <w:ind w:left="170"/>
+      </w:pPr>
+      <w:r>
+        <w:rPr>
+          <w:rFonts w:ascii="맑은 고딕" w:hAnsi="맑은 고딕" w:eastAsia="맑은 고딕"/>
+          <w:b w:val="0"/>
+          <w:color w:val="9AA4B2"/>
+          <w:sz w:val="18"/>
+        </w:rPr>
+        <w:t>2)</w:t>
+      </w:r>
+    </w:p>
+    <w:p>
+      <w:pPr>
+        <w:spacing w:before="0" w:after="0"/>
+        <w:ind w:left="170"/>
+      </w:pPr>
+      <w:r>
+        <w:rPr>
+          <w:rFonts w:ascii="맑은 고딕" w:hAnsi="맑은 고딕" w:eastAsia="맑은 고딕"/>
+          <w:b w:val="0"/>
+          <w:color w:val="9AA4B2"/>
+          <w:sz w:val="18"/>
+        </w:rPr>
+        <w:t>3)</w:t>
+      </w:r>
+    </w:p>
+    <w:p>
+      <w:pPr>
+        <w:spacing w:before="0" w:after="0"/>
+        <w:ind w:left="170"/>
+      </w:pPr>
+      <w:r>
+        <w:rPr>
+          <w:rFonts w:ascii="맑은 고딕" w:hAnsi="맑은 고딕" w:eastAsia="맑은 고딕"/>
+          <w:b w:val="0"/>
+          <w:color w:val="9AA4B2"/>
+          <w:sz w:val="18"/>
+        </w:rPr>
+        <w:t>손해 보는 사람:</w:t>
+      </w:r>
+    </w:p>
+    <w:p>
+      <w:pPr>
+        <w:spacing w:before="0" w:after="0"/>
+        <w:ind w:left="170"/>
+      </w:pPr>
+      <w:r>
+        <w:rPr>
+          <w:rFonts w:ascii="맑은 고딕" w:hAnsi="맑은 고딕" w:eastAsia="맑은 고딕"/>
+          <w:b w:val="0"/>
+          <w:color w:val="9AA4B2"/>
+          <w:sz w:val="18"/>
+        </w:rPr>
+        <w:t>→ 건의문에 미리 반영한 것:</w:t>
+      </w:r>
+    </w:p>
     <w:tbl>
       <w:tblPr>
         <w:tblW w:type="auto" w:w="0"/>
@@ -6748,7 +7288,7 @@
       </w:tblGrid>
       <w:tr>
         <w:trPr>
-          <w:trHeight w:hRule="atLeast" w:val="2041"/>
+          <w:trHeight w:hRule="atLeast" w:val="1049"/>
         </w:trPr>
         <w:tc>
           <w:tcPr>
@@ -7008,6 +7548,111 @@
         <w:t>▷ 기록 — 내가 고친 곳을 3군데 이상 적으세요</w:t>
       </w:r>
     </w:p>
+    <w:p>
+      <w:pPr>
+        <w:spacing w:before="0" w:after="0"/>
+        <w:ind w:left="170"/>
+      </w:pPr>
+      <w:r>
+        <w:rPr>
+          <w:rFonts w:ascii="맑은 고딕" w:hAnsi="맑은 고딕" w:eastAsia="맑은 고딕"/>
+          <w:b w:val="0"/>
+          <w:color w:val="9AA4B2"/>
+          <w:sz w:val="18"/>
+        </w:rPr>
+        <w:t>1) 어디: 제안 ②</w:t>
+      </w:r>
+    </w:p>
+    <w:p>
+      <w:pPr>
+        <w:spacing w:before="0" w:after="0"/>
+        <w:ind w:left="170"/>
+      </w:pPr>
+      <w:r>
+        <w:rPr>
+          <w:rFonts w:ascii="맑은 고딕" w:hAnsi="맑은 고딕" w:eastAsia="맑은 고딕"/>
+          <w:b w:val="0"/>
+          <w:color w:val="9AA4B2"/>
+          <w:sz w:val="18"/>
+        </w:rPr>
+        <w:t xml:space="preserve">   왜: 우리 학교는 급식실이 하나뿐이라 불가능</w:t>
+      </w:r>
+    </w:p>
+    <w:p>
+      <w:pPr>
+        <w:spacing w:before="0" w:after="0"/>
+        <w:ind w:left="170"/>
+      </w:pPr>
+      <w:r>
+        <w:rPr>
+          <w:rFonts w:ascii="맑은 고딕" w:hAnsi="맑은 고딕" w:eastAsia="맑은 고딕"/>
+          <w:b w:val="0"/>
+          <w:color w:val="9AA4B2"/>
+          <w:sz w:val="18"/>
+        </w:rPr>
+        <w:t xml:space="preserve">   어떻게: 학년별 시차 배식으로 수정</w:t>
+      </w:r>
+    </w:p>
+    <w:p>
+      <w:pPr>
+        <w:spacing w:before="0" w:after="0"/>
+        <w:ind w:left="170"/>
+      </w:pPr>
+      <w:r>
+        <w:rPr>
+          <w:rFonts w:ascii="맑은 고딕" w:hAnsi="맑은 고딕" w:eastAsia="맑은 고딕"/>
+          <w:b w:val="0"/>
+          <w:color w:val="9AA4B2"/>
+          <w:sz w:val="18"/>
+        </w:rPr>
+        <w:t xml:space="preserve"> </w:t>
+      </w:r>
+    </w:p>
+    <w:p>
+      <w:pPr>
+        <w:spacing w:before="0" w:after="0"/>
+        <w:ind w:left="170"/>
+      </w:pPr>
+      <w:r>
+        <w:rPr>
+          <w:rFonts w:ascii="맑은 고딕" w:hAnsi="맑은 고딕" w:eastAsia="맑은 고딕"/>
+          <w:b w:val="0"/>
+          <w:color w:val="9AA4B2"/>
+          <w:sz w:val="18"/>
+        </w:rPr>
+        <w:t>2) 어디:</w:t>
+      </w:r>
+    </w:p>
+    <w:p>
+      <w:pPr>
+        <w:spacing w:before="0" w:after="0"/>
+        <w:ind w:left="170"/>
+      </w:pPr>
+      <w:r>
+        <w:rPr>
+          <w:rFonts w:ascii="맑은 고딕" w:hAnsi="맑은 고딕" w:eastAsia="맑은 고딕"/>
+          <w:b w:val="0"/>
+          <w:color w:val="9AA4B2"/>
+          <w:sz w:val="18"/>
+        </w:rPr>
+        <w:t xml:space="preserve">   왜:</w:t>
+      </w:r>
+    </w:p>
+    <w:p>
+      <w:pPr>
+        <w:spacing w:before="0" w:after="0"/>
+        <w:ind w:left="170"/>
+      </w:pPr>
+      <w:r>
+        <w:rPr>
+          <w:rFonts w:ascii="맑은 고딕" w:hAnsi="맑은 고딕" w:eastAsia="맑은 고딕"/>
+          <w:b w:val="0"/>
+          <w:color w:val="9AA4B2"/>
+          <w:sz w:val="18"/>
+        </w:rPr>
+        <w:t xml:space="preserve">   어떻게:</w:t>
+      </w:r>
+    </w:p>
     <w:tbl>
       <w:tblPr>
         <w:tblW w:type="auto" w:w="0"/>
@@ -7019,7 +7664,7 @@
       </w:tblGrid>
       <w:tr>
         <w:trPr>
-          <w:trHeight w:hRule="atLeast" w:val="4252"/>
+          <w:trHeight w:hRule="atLeast" w:val="2863"/>
         </w:trPr>
         <w:tc>
           <w:tcPr>
@@ -7184,6 +7829,96 @@
         <w:t>▷ 기록 — 사용 기록을 채우세요</w:t>
       </w:r>
     </w:p>
+    <w:p>
+      <w:pPr>
+        <w:spacing w:before="0" w:after="0"/>
+        <w:ind w:left="170"/>
+      </w:pPr>
+      <w:r>
+        <w:rPr>
+          <w:rFonts w:ascii="맑은 고딕" w:hAnsi="맑은 고딕" w:eastAsia="맑은 고딕"/>
+          <w:b w:val="0"/>
+          <w:color w:val="9AA4B2"/>
+          <w:sz w:val="18"/>
+        </w:rPr>
+        <w:t>· 사용한 AI:</w:t>
+      </w:r>
+    </w:p>
+    <w:p>
+      <w:pPr>
+        <w:spacing w:before="0" w:after="0"/>
+        <w:ind w:left="170"/>
+      </w:pPr>
+      <w:r>
+        <w:rPr>
+          <w:rFonts w:ascii="맑은 고딕" w:hAnsi="맑은 고딕" w:eastAsia="맑은 고딕"/>
+          <w:b w:val="0"/>
+          <w:color w:val="9AA4B2"/>
+          <w:sz w:val="18"/>
+        </w:rPr>
+        <w:t>· 주고받은 횟수: 약    회</w:t>
+      </w:r>
+    </w:p>
+    <w:p>
+      <w:pPr>
+        <w:spacing w:before="0" w:after="0"/>
+        <w:ind w:left="170"/>
+      </w:pPr>
+      <w:r>
+        <w:rPr>
+          <w:rFonts w:ascii="맑은 고딕" w:hAnsi="맑은 고딕" w:eastAsia="맑은 고딕"/>
+          <w:b w:val="0"/>
+          <w:color w:val="9AA4B2"/>
+          <w:sz w:val="18"/>
+        </w:rPr>
+        <w:t>· AI가 가장 도움이 된 부분:</w:t>
+      </w:r>
+    </w:p>
+    <w:p>
+      <w:pPr>
+        <w:spacing w:before="0" w:after="0"/>
+        <w:ind w:left="170"/>
+      </w:pPr>
+      <w:r>
+        <w:rPr>
+          <w:rFonts w:ascii="맑은 고딕" w:hAnsi="맑은 고딕" w:eastAsia="맑은 고딕"/>
+          <w:b w:val="0"/>
+          <w:color w:val="9AA4B2"/>
+          <w:sz w:val="18"/>
+        </w:rPr>
+        <w:t>· AI 결과 중 내가 고친 부분:</w:t>
+      </w:r>
+    </w:p>
+    <w:p>
+      <w:pPr>
+        <w:spacing w:before="0" w:after="0"/>
+        <w:ind w:left="170"/>
+      </w:pPr>
+      <w:r>
+        <w:rPr>
+          <w:rFonts w:ascii="맑은 고딕" w:hAnsi="맑은 고딕" w:eastAsia="맑은 고딕"/>
+          <w:b w:val="0"/>
+          <w:color w:val="9AA4B2"/>
+          <w:sz w:val="18"/>
+        </w:rPr>
+        <w:t>· 사실 확인한 내용과 방법:</w:t>
+      </w:r>
+    </w:p>
+    <w:p>
+      <w:pPr>
+        <w:spacing w:before="0" w:after="0"/>
+        <w:ind w:left="170"/>
+      </w:pPr>
+      <w:r>
+        <w:rPr>
+          <w:rFonts w:ascii="맑은 고딕" w:hAnsi="맑은 고딕" w:eastAsia="맑은 고딕"/>
+          <w:b w:val="0"/>
+          <w:color w:val="9AA4B2"/>
+          <w:sz w:val="18"/>
+        </w:rPr>
+        <w:t>· AI에게 맡기지 않고 내가 한 일:</w:t>
+      </w:r>
+    </w:p>
     <w:tbl>
       <w:tblPr>
         <w:tblW w:type="auto" w:w="0"/>
@@ -7195,7 +7930,7 @@
       </w:tblGrid>
       <w:tr>
         <w:trPr>
-          <w:trHeight w:hRule="atLeast" w:val="4252"/>
+          <w:trHeight w:hRule="atLeast" w:val="3061"/>
         </w:trPr>
         <w:tc>
           <w:tcPr>
@@ -7329,7 +8064,7 @@
           <w:color w:val="1F53C4"/>
           <w:sz w:val="21"/>
         </w:rPr>
-        <w:t>▶ AI에게 이렇게 보내세요</w:t>
+        <w:t>▶ 이렇게 하세요</w:t>
       </w:r>
     </w:p>
     <w:tbl>
@@ -7455,6 +8190,111 @@
         <w:t>▷ 기록 — 짝의 건의문을 판정한 결과와, 내 건의문에 반영할 점을 적으세요</w:t>
       </w:r>
     </w:p>
+    <w:p>
+      <w:pPr>
+        <w:spacing w:before="0" w:after="0"/>
+        <w:ind w:left="170"/>
+      </w:pPr>
+      <w:r>
+        <w:rPr>
+          <w:rFonts w:ascii="맑은 고딕" w:hAnsi="맑은 고딕" w:eastAsia="맑은 고딕"/>
+          <w:b w:val="0"/>
+          <w:color w:val="9AA4B2"/>
+          <w:sz w:val="18"/>
+        </w:rPr>
+        <w:t>짝의 건의문 판정:</w:t>
+      </w:r>
+    </w:p>
+    <w:p>
+      <w:pPr>
+        <w:spacing w:before="0" w:after="0"/>
+        <w:ind w:left="170"/>
+      </w:pPr>
+      <w:r>
+        <w:rPr>
+          <w:rFonts w:ascii="맑은 고딕" w:hAnsi="맑은 고딕" w:eastAsia="맑은 고딕"/>
+          <w:b w:val="0"/>
+          <w:color w:val="9AA4B2"/>
+          <w:sz w:val="18"/>
+        </w:rPr>
+        <w:t>1) 문제와 제안:</w:t>
+      </w:r>
+    </w:p>
+    <w:p>
+      <w:pPr>
+        <w:spacing w:before="0" w:after="0"/>
+        <w:ind w:left="170"/>
+      </w:pPr>
+      <w:r>
+        <w:rPr>
+          <w:rFonts w:ascii="맑은 고딕" w:hAnsi="맑은 고딕" w:eastAsia="맑은 고딕"/>
+          <w:b w:val="0"/>
+          <w:color w:val="9AA4B2"/>
+          <w:sz w:val="18"/>
+        </w:rPr>
+        <w:t>2) 근거:</w:t>
+      </w:r>
+    </w:p>
+    <w:p>
+      <w:pPr>
+        <w:spacing w:before="0" w:after="0"/>
+        <w:ind w:left="170"/>
+      </w:pPr>
+      <w:r>
+        <w:rPr>
+          <w:rFonts w:ascii="맑은 고딕" w:hAnsi="맑은 고딕" w:eastAsia="맑은 고딕"/>
+          <w:b w:val="0"/>
+          <w:color w:val="9AA4B2"/>
+          <w:sz w:val="18"/>
+        </w:rPr>
+        <w:t>3) 부담에 대한 답:</w:t>
+      </w:r>
+    </w:p>
+    <w:p>
+      <w:pPr>
+        <w:spacing w:before="0" w:after="0"/>
+        <w:ind w:left="170"/>
+      </w:pPr>
+      <w:r>
+        <w:rPr>
+          <w:rFonts w:ascii="맑은 고딕" w:hAnsi="맑은 고딕" w:eastAsia="맑은 고딕"/>
+          <w:b w:val="0"/>
+          <w:color w:val="9AA4B2"/>
+          <w:sz w:val="18"/>
+        </w:rPr>
+        <w:t>4) 받아들일까:</w:t>
+      </w:r>
+    </w:p>
+    <w:p>
+      <w:pPr>
+        <w:spacing w:before="0" w:after="0"/>
+        <w:ind w:left="170"/>
+      </w:pPr>
+      <w:r>
+        <w:rPr>
+          <w:rFonts w:ascii="맑은 고딕" w:hAnsi="맑은 고딕" w:eastAsia="맑은 고딕"/>
+          <w:b w:val="0"/>
+          <w:color w:val="9AA4B2"/>
+          <w:sz w:val="18"/>
+        </w:rPr>
+        <w:t xml:space="preserve"> </w:t>
+      </w:r>
+    </w:p>
+    <w:p>
+      <w:pPr>
+        <w:spacing w:before="0" w:after="0"/>
+        <w:ind w:left="170"/>
+      </w:pPr>
+      <w:r>
+        <w:rPr>
+          <w:rFonts w:ascii="맑은 고딕" w:hAnsi="맑은 고딕" w:eastAsia="맑은 고딕"/>
+          <w:b w:val="0"/>
+          <w:color w:val="9AA4B2"/>
+          <w:sz w:val="18"/>
+        </w:rPr>
+        <w:t>내 건의문에 반영할 점:</w:t>
+      </w:r>
+    </w:p>
     <w:tbl>
       <w:tblPr>
         <w:tblW w:type="auto" w:w="0"/>
@@ -7466,7 +8306,7 @@
       </w:tblGrid>
       <w:tr>
         <w:trPr>
-          <w:trHeight w:hRule="atLeast" w:val="4252"/>
+          <w:trHeight w:hRule="atLeast" w:val="2863"/>
         </w:trPr>
         <w:tc>
           <w:tcPr>
